--- a/SEM 7/SAD/Documentation/SADEXP7.docx
+++ b/SEM 7/SAD/Documentation/SADEXP7.docx
@@ -2,18 +2,235 @@
 <file path=word/document.xml><?xml version="1.0" encoding="utf-8"?>
 <w:document xmlns:wpc="http://schemas.microsoft.com/office/word/2010/wordprocessingCanvas" xmlns:cx="http://schemas.microsoft.com/office/drawing/2014/chartex" xmlns:cx1="http://schemas.microsoft.com/office/drawing/2015/9/8/chartex" xmlns:cx2="http://schemas.microsoft.com/office/drawing/2015/10/21/chartex" xmlns:cx3="http://schemas.microsoft.com/office/drawing/2016/5/9/chartex" xmlns:cx4="http://schemas.microsoft.com/office/drawing/2016/5/10/chartex" xmlns:cx5="http://schemas.microsoft.com/office/drawing/2016/5/11/chartex" xmlns:cx6="http://schemas.microsoft.com/office/drawing/2016/5/12/chartex" xmlns:cx7="http://schemas.microsoft.com/office/drawing/2016/5/13/chartex" xmlns:cx8="http://schemas.microsoft.com/office/drawing/2016/5/14/chartex" xmlns:mc="http://schemas.openxmlformats.org/markup-compatibility/2006" xmlns:aink="http://schemas.microsoft.com/office/drawing/2016/ink" xmlns:am3d="http://schemas.microsoft.com/office/drawing/2017/model3d" xmlns:o="urn:schemas-microsoft-com:office:office" xmlns:r="http://schemas.openxmlformats.org/officeDocument/2006/relationships" xmlns:m="http://schemas.openxmlformats.org/officeDocument/2006/math" xmlns:v="urn:schemas-microsoft-com:vml" xmlns:wp14="http://schemas.microsoft.com/office/word/2010/wordprocessingDrawing" xmlns:wp="http://schemas.openxmlformats.org/drawingml/2006/wordprocessingDrawing" xmlns:w10="urn:schemas-microsoft-com:office:word" xmlns:w="http://schemas.openxmlformats.org/wordprocessingml/2006/main" xmlns:w14="http://schemas.microsoft.com/office/word/2010/wordml" xmlns:w15="http://schemas.microsoft.com/office/word/2012/wordml" xmlns:w16cex="http://schemas.microsoft.com/office/word/2018/wordml/cex" xmlns:w16cid="http://schemas.microsoft.com/office/word/2016/wordml/cid" xmlns:w16="http://schemas.microsoft.com/office/word/2018/wordml" xmlns:w16sdtdh="http://schemas.microsoft.com/office/word/2020/wordml/sdtdatahash" xmlns:w16se="http://schemas.microsoft.com/office/word/2015/wordml/symex" xmlns:wpg="http://schemas.microsoft.com/office/word/2010/wordprocessingGroup" xmlns:wpi="http://schemas.microsoft.com/office/word/2010/wordprocessingInk" xmlns:wne="http://schemas.microsoft.com/office/word/2006/wordml" xmlns:wps="http://schemas.microsoft.com/office/word/2010/wordprocessingShape" mc:Ignorable="w14 w15 w16se w16cid w16 w16cex w16sdtdh wp14">
   <w:body>
+    <w:p/>
+    <w:p/>
     <w:p>
-      <w:pPr>
-        <w:pStyle w:val="Text"/>
-      </w:pPr>
+      <w:r>
+        <w:rPr>
+          <w:noProof/>
+        </w:rPr>
+        <w:drawing>
+          <wp:inline distT="0" distB="0" distL="0" distR="0" wp14:anchorId="37AFCA46" wp14:editId="4854848F">
+            <wp:extent cx="6188710" cy="6955155"/>
+            <wp:effectExtent l="0" t="0" r="2540" b="0"/>
+            <wp:docPr id="1" name="Picture 1"/>
+            <wp:cNvGraphicFramePr>
+              <a:graphicFrameLocks xmlns:a="http://schemas.openxmlformats.org/drawingml/2006/main" noChangeAspect="1"/>
+            </wp:cNvGraphicFramePr>
+            <a:graphic xmlns:a="http://schemas.openxmlformats.org/drawingml/2006/main">
+              <a:graphicData uri="http://schemas.openxmlformats.org/drawingml/2006/picture">
+                <pic:pic xmlns:pic="http://schemas.openxmlformats.org/drawingml/2006/picture">
+                  <pic:nvPicPr>
+                    <pic:cNvPr id="1" name=""/>
+                    <pic:cNvPicPr/>
+                  </pic:nvPicPr>
+                  <pic:blipFill>
+                    <a:blip r:embed="rId9"/>
+                    <a:stretch>
+                      <a:fillRect/>
+                    </a:stretch>
+                  </pic:blipFill>
+                  <pic:spPr>
+                    <a:xfrm>
+                      <a:off x="0" y="0"/>
+                      <a:ext cx="6188710" cy="6955155"/>
+                    </a:xfrm>
+                    <a:prstGeom prst="rect">
+                      <a:avLst/>
+                    </a:prstGeom>
+                  </pic:spPr>
+                </pic:pic>
+              </a:graphicData>
+            </a:graphic>
+          </wp:inline>
+        </w:drawing>
+      </w:r>
     </w:p>
+    <w:p/>
+    <w:p>
+      <w:r>
+        <w:rPr>
+          <w:noProof/>
+        </w:rPr>
+        <w:lastRenderedPageBreak/>
+        <w:drawing>
+          <wp:inline distT="0" distB="0" distL="0" distR="0" wp14:anchorId="2981BE6C" wp14:editId="2022C305">
+            <wp:extent cx="6188710" cy="6940550"/>
+            <wp:effectExtent l="0" t="0" r="2540" b="0"/>
+            <wp:docPr id="7" name="Picture 7"/>
+            <wp:cNvGraphicFramePr>
+              <a:graphicFrameLocks xmlns:a="http://schemas.openxmlformats.org/drawingml/2006/main" noChangeAspect="1"/>
+            </wp:cNvGraphicFramePr>
+            <a:graphic xmlns:a="http://schemas.openxmlformats.org/drawingml/2006/main">
+              <a:graphicData uri="http://schemas.openxmlformats.org/drawingml/2006/picture">
+                <pic:pic xmlns:pic="http://schemas.openxmlformats.org/drawingml/2006/picture">
+                  <pic:nvPicPr>
+                    <pic:cNvPr id="1" name=""/>
+                    <pic:cNvPicPr/>
+                  </pic:nvPicPr>
+                  <pic:blipFill>
+                    <a:blip r:embed="rId10"/>
+                    <a:stretch>
+                      <a:fillRect/>
+                    </a:stretch>
+                  </pic:blipFill>
+                  <pic:spPr>
+                    <a:xfrm>
+                      <a:off x="0" y="0"/>
+                      <a:ext cx="6188710" cy="6940550"/>
+                    </a:xfrm>
+                    <a:prstGeom prst="rect">
+                      <a:avLst/>
+                    </a:prstGeom>
+                  </pic:spPr>
+                </pic:pic>
+              </a:graphicData>
+            </a:graphic>
+          </wp:inline>
+        </w:drawing>
+      </w:r>
+    </w:p>
+    <w:p/>
+    <w:p>
+      <w:r>
+        <w:rPr>
+          <w:noProof/>
+        </w:rPr>
+        <w:lastRenderedPageBreak/>
+        <w:drawing>
+          <wp:inline distT="0" distB="0" distL="0" distR="0" wp14:anchorId="23FE20C0" wp14:editId="0C1F6D0D">
+            <wp:extent cx="6188710" cy="6758305"/>
+            <wp:effectExtent l="0" t="0" r="2540" b="4445"/>
+            <wp:docPr id="8" name="Picture 8"/>
+            <wp:cNvGraphicFramePr>
+              <a:graphicFrameLocks xmlns:a="http://schemas.openxmlformats.org/drawingml/2006/main" noChangeAspect="1"/>
+            </wp:cNvGraphicFramePr>
+            <a:graphic xmlns:a="http://schemas.openxmlformats.org/drawingml/2006/main">
+              <a:graphicData uri="http://schemas.openxmlformats.org/drawingml/2006/picture">
+                <pic:pic xmlns:pic="http://schemas.openxmlformats.org/drawingml/2006/picture">
+                  <pic:nvPicPr>
+                    <pic:cNvPr id="1" name=""/>
+                    <pic:cNvPicPr/>
+                  </pic:nvPicPr>
+                  <pic:blipFill>
+                    <a:blip r:embed="rId11"/>
+                    <a:stretch>
+                      <a:fillRect/>
+                    </a:stretch>
+                  </pic:blipFill>
+                  <pic:spPr>
+                    <a:xfrm>
+                      <a:off x="0" y="0"/>
+                      <a:ext cx="6188710" cy="6758305"/>
+                    </a:xfrm>
+                    <a:prstGeom prst="rect">
+                      <a:avLst/>
+                    </a:prstGeom>
+                  </pic:spPr>
+                </pic:pic>
+              </a:graphicData>
+            </a:graphic>
+          </wp:inline>
+        </w:drawing>
+      </w:r>
+    </w:p>
+    <w:p/>
+    <w:p>
+      <w:r>
+        <w:rPr>
+          <w:noProof/>
+        </w:rPr>
+        <w:lastRenderedPageBreak/>
+        <w:drawing>
+          <wp:inline distT="0" distB="0" distL="0" distR="0" wp14:anchorId="7F22B7AE" wp14:editId="7E1A8928">
+            <wp:extent cx="6188710" cy="6948805"/>
+            <wp:effectExtent l="0" t="0" r="2540" b="4445"/>
+            <wp:docPr id="9" name="Picture 9"/>
+            <wp:cNvGraphicFramePr>
+              <a:graphicFrameLocks xmlns:a="http://schemas.openxmlformats.org/drawingml/2006/main" noChangeAspect="1"/>
+            </wp:cNvGraphicFramePr>
+            <a:graphic xmlns:a="http://schemas.openxmlformats.org/drawingml/2006/main">
+              <a:graphicData uri="http://schemas.openxmlformats.org/drawingml/2006/picture">
+                <pic:pic xmlns:pic="http://schemas.openxmlformats.org/drawingml/2006/picture">
+                  <pic:nvPicPr>
+                    <pic:cNvPr id="1" name=""/>
+                    <pic:cNvPicPr/>
+                  </pic:nvPicPr>
+                  <pic:blipFill>
+                    <a:blip r:embed="rId12"/>
+                    <a:stretch>
+                      <a:fillRect/>
+                    </a:stretch>
+                  </pic:blipFill>
+                  <pic:spPr>
+                    <a:xfrm>
+                      <a:off x="0" y="0"/>
+                      <a:ext cx="6188710" cy="6948805"/>
+                    </a:xfrm>
+                    <a:prstGeom prst="rect">
+                      <a:avLst/>
+                    </a:prstGeom>
+                  </pic:spPr>
+                </pic:pic>
+              </a:graphicData>
+            </a:graphic>
+          </wp:inline>
+        </w:drawing>
+      </w:r>
+    </w:p>
+    <w:p/>
+    <w:p>
+      <w:r>
+        <w:rPr>
+          <w:noProof/>
+        </w:rPr>
+        <w:lastRenderedPageBreak/>
+        <w:drawing>
+          <wp:inline distT="0" distB="0" distL="0" distR="0" wp14:anchorId="20D0C721" wp14:editId="60E6605D">
+            <wp:extent cx="6188710" cy="6948805"/>
+            <wp:effectExtent l="0" t="0" r="2540" b="4445"/>
+            <wp:docPr id="10" name="Picture 10"/>
+            <wp:cNvGraphicFramePr>
+              <a:graphicFrameLocks xmlns:a="http://schemas.openxmlformats.org/drawingml/2006/main" noChangeAspect="1"/>
+            </wp:cNvGraphicFramePr>
+            <a:graphic xmlns:a="http://schemas.openxmlformats.org/drawingml/2006/main">
+              <a:graphicData uri="http://schemas.openxmlformats.org/drawingml/2006/picture">
+                <pic:pic xmlns:pic="http://schemas.openxmlformats.org/drawingml/2006/picture">
+                  <pic:nvPicPr>
+                    <pic:cNvPr id="1" name=""/>
+                    <pic:cNvPicPr/>
+                  </pic:nvPicPr>
+                  <pic:blipFill>
+                    <a:blip r:embed="rId13"/>
+                    <a:stretch>
+                      <a:fillRect/>
+                    </a:stretch>
+                  </pic:blipFill>
+                  <pic:spPr>
+                    <a:xfrm>
+                      <a:off x="0" y="0"/>
+                      <a:ext cx="6188710" cy="6948805"/>
+                    </a:xfrm>
+                    <a:prstGeom prst="rect">
+                      <a:avLst/>
+                    </a:prstGeom>
+                  </pic:spPr>
+                </pic:pic>
+              </a:graphicData>
+            </a:graphic>
+          </wp:inline>
+        </w:drawing>
+      </w:r>
+    </w:p>
+    <w:p/>
+    <w:p/>
     <w:sectPr>
-      <w:headerReference w:type="even" r:id="rId9"/>
-      <w:headerReference w:type="default" r:id="rId10"/>
-      <w:footerReference w:type="even" r:id="rId11"/>
-      <w:footerReference w:type="default" r:id="rId12"/>
-      <w:headerReference w:type="first" r:id="rId13"/>
-      <w:footerReference w:type="first" r:id="rId14"/>
+      <w:headerReference w:type="even" r:id="rId14"/>
+      <w:headerReference w:type="default" r:id="rId15"/>
+      <w:footerReference w:type="even" r:id="rId16"/>
+      <w:footerReference w:type="default" r:id="rId17"/>
+      <w:headerReference w:type="first" r:id="rId18"/>
+      <w:footerReference w:type="first" r:id="rId19"/>
       <w:type w:val="continuous"/>
       <w:pgSz w:w="11906" w:h="16838"/>
       <w:pgMar w:top="1440" w:right="1080" w:bottom="1440" w:left="1080" w:header="708" w:footer="708" w:gutter="0"/>
@@ -266,19 +483,11 @@
       </w:sdtPr>
       <w:sdtEndPr/>
       <w:sdtContent>
-        <w:proofErr w:type="spellStart"/>
         <w:r>
           <w:rPr>
             <w:color w:val="000000" w:themeColor="text1"/>
           </w:rPr>
-          <w:t>Abdur</w:t>
-        </w:r>
-        <w:proofErr w:type="spellEnd"/>
-        <w:r>
-          <w:rPr>
-            <w:color w:val="000000" w:themeColor="text1"/>
-          </w:rPr>
-          <w:t xml:space="preserve"> R. Qureshi</w:t>
+          <w:t>Abdur R. Qureshi</w:t>
         </w:r>
       </w:sdtContent>
     </w:sdt>
@@ -3078,6 +3287,7 @@
     <w:rsid w:val="003D3188"/>
     <w:rsid w:val="0046167D"/>
     <w:rsid w:val="004F7305"/>
+    <w:rsid w:val="005B491D"/>
     <w:rsid w:val="00624FA6"/>
     <w:rsid w:val="006D2E04"/>
     <w:rsid w:val="008238CD"/>

--- a/SEM 7/SAD/Documentation/SADEXP7.docx
+++ b/SEM 7/SAD/Documentation/SADEXP7.docx
@@ -2,17 +2,581 @@
 <file path=word/document.xml><?xml version="1.0" encoding="utf-8"?>
 <w:document xmlns:wpc="http://schemas.microsoft.com/office/word/2010/wordprocessingCanvas" xmlns:cx="http://schemas.microsoft.com/office/drawing/2014/chartex" xmlns:cx1="http://schemas.microsoft.com/office/drawing/2015/9/8/chartex" xmlns:cx2="http://schemas.microsoft.com/office/drawing/2015/10/21/chartex" xmlns:cx3="http://schemas.microsoft.com/office/drawing/2016/5/9/chartex" xmlns:cx4="http://schemas.microsoft.com/office/drawing/2016/5/10/chartex" xmlns:cx5="http://schemas.microsoft.com/office/drawing/2016/5/11/chartex" xmlns:cx6="http://schemas.microsoft.com/office/drawing/2016/5/12/chartex" xmlns:cx7="http://schemas.microsoft.com/office/drawing/2016/5/13/chartex" xmlns:cx8="http://schemas.microsoft.com/office/drawing/2016/5/14/chartex" xmlns:mc="http://schemas.openxmlformats.org/markup-compatibility/2006" xmlns:aink="http://schemas.microsoft.com/office/drawing/2016/ink" xmlns:am3d="http://schemas.microsoft.com/office/drawing/2017/model3d" xmlns:o="urn:schemas-microsoft-com:office:office" xmlns:r="http://schemas.openxmlformats.org/officeDocument/2006/relationships" xmlns:m="http://schemas.openxmlformats.org/officeDocument/2006/math" xmlns:v="urn:schemas-microsoft-com:vml" xmlns:wp14="http://schemas.microsoft.com/office/word/2010/wordprocessingDrawing" xmlns:wp="http://schemas.openxmlformats.org/drawingml/2006/wordprocessingDrawing" xmlns:w10="urn:schemas-microsoft-com:office:word" xmlns:w="http://schemas.openxmlformats.org/wordprocessingml/2006/main" xmlns:w14="http://schemas.microsoft.com/office/word/2010/wordml" xmlns:w15="http://schemas.microsoft.com/office/word/2012/wordml" xmlns:w16cex="http://schemas.microsoft.com/office/word/2018/wordml/cex" xmlns:w16cid="http://schemas.microsoft.com/office/word/2016/wordml/cid" xmlns:w16="http://schemas.microsoft.com/office/word/2018/wordml" xmlns:w16sdtdh="http://schemas.microsoft.com/office/word/2020/wordml/sdtdatahash" xmlns:w16se="http://schemas.microsoft.com/office/word/2015/wordml/symex" xmlns:wpg="http://schemas.microsoft.com/office/word/2010/wordprocessingGroup" xmlns:wpi="http://schemas.microsoft.com/office/word/2010/wordprocessingInk" xmlns:wne="http://schemas.microsoft.com/office/word/2006/wordml" xmlns:wps="http://schemas.microsoft.com/office/word/2010/wordprocessingShape" mc:Ignorable="w14 w15 w16se w16cid w16 w16cex w16sdtdh wp14">
   <w:body>
-    <w:p/>
-    <w:p/>
-    <w:p>
+    <w:p>
+      <w:pPr>
+        <w:pStyle w:val="Heading"/>
+      </w:pPr>
+      <w:r>
+        <w:t xml:space="preserve">Aim: </w:t>
+      </w:r>
+      <w:r>
+        <w:t>Authentication attack using SETOOLKIT: To</w:t>
+      </w:r>
+      <w:r>
+        <w:t xml:space="preserve"> </w:t>
+      </w:r>
+      <w:r>
+        <w:t>implement phishing using SE (Social</w:t>
+      </w:r>
+      <w:r>
+        <w:t xml:space="preserve"> </w:t>
+      </w:r>
+      <w:r>
+        <w:t>engineering) Toolkit and understand its</w:t>
+      </w:r>
+      <w:r>
+        <w:t xml:space="preserve"> </w:t>
+      </w:r>
+      <w:r>
+        <w:t>security concern</w:t>
+      </w:r>
+    </w:p>
+    <w:p>
+      <w:pPr>
+        <w:pStyle w:val="Seperator"/>
+      </w:pPr>
+    </w:p>
+    <w:p>
+      <w:pPr>
+        <w:pStyle w:val="Heading"/>
+      </w:pPr>
+      <w:r>
+        <w:t xml:space="preserve">What is a </w:t>
+      </w:r>
+      <w:r>
+        <w:t>Social Engineering</w:t>
+      </w:r>
+      <w:r>
+        <w:t xml:space="preserve"> Attack?</w:t>
+      </w:r>
+    </w:p>
+    <w:p>
+      <w:pPr>
+        <w:pStyle w:val="Text"/>
+      </w:pPr>
+      <w:r>
+        <w:t xml:space="preserve">Social engineering is a form of psychological manipulation that </w:t>
+      </w:r>
+      <w:r>
+        <w:rPr>
+          <w:b/>
+          <w:bCs/>
+        </w:rPr>
+        <w:t>tricks</w:t>
+      </w:r>
+      <w:r>
+        <w:t xml:space="preserve"> individuals into revealing </w:t>
+      </w:r>
+      <w:r>
+        <w:rPr>
+          <w:b/>
+          <w:bCs/>
+        </w:rPr>
+        <w:t>sensitive</w:t>
+      </w:r>
+      <w:r>
+        <w:t xml:space="preserve"> </w:t>
+      </w:r>
+      <w:r>
+        <w:rPr>
+          <w:b/>
+          <w:bCs/>
+        </w:rPr>
+        <w:t>information</w:t>
+      </w:r>
+      <w:r>
+        <w:t xml:space="preserve">, bypassing security controls, or committing fraud. Unlike technical exploits that target system vulnerabilities, social engineering attacks </w:t>
+      </w:r>
+      <w:r>
+        <w:rPr>
+          <w:b/>
+          <w:bCs/>
+        </w:rPr>
+        <w:t>target the human element</w:t>
+      </w:r>
+      <w:r>
+        <w:t xml:space="preserve">, </w:t>
+      </w:r>
+      <w:r>
+        <w:t xml:space="preserve">often the </w:t>
+      </w:r>
+      <w:r>
+        <w:rPr>
+          <w:b/>
+          <w:bCs/>
+        </w:rPr>
+        <w:t>weakest link</w:t>
+      </w:r>
+      <w:r>
+        <w:t xml:space="preserve"> in any security chain.</w:t>
+      </w:r>
+    </w:p>
+    <w:p>
+      <w:pPr>
+        <w:pStyle w:val="Seperator"/>
+      </w:pPr>
+    </w:p>
+    <w:p>
+      <w:pPr>
+        <w:pStyle w:val="Heading"/>
+      </w:pPr>
       <w:r>
         <w:rPr>
           <w:noProof/>
         </w:rPr>
         <w:drawing>
-          <wp:inline distT="0" distB="0" distL="0" distR="0" wp14:anchorId="37AFCA46" wp14:editId="4854848F">
-            <wp:extent cx="6188710" cy="6955155"/>
-            <wp:effectExtent l="0" t="0" r="2540" b="0"/>
+          <wp:anchor distT="0" distB="0" distL="114300" distR="114300" simplePos="0" relativeHeight="251658240" behindDoc="0" locked="0" layoutInCell="1" allowOverlap="1" wp14:anchorId="332FA0A8" wp14:editId="77E6696E">
+            <wp:simplePos x="0" y="0"/>
+            <wp:positionH relativeFrom="margin">
+              <wp:align>right</wp:align>
+            </wp:positionH>
+            <wp:positionV relativeFrom="paragraph">
+              <wp:posOffset>10795</wp:posOffset>
+            </wp:positionV>
+            <wp:extent cx="3098800" cy="2324100"/>
+            <wp:effectExtent l="0" t="0" r="6350" b="0"/>
+            <wp:wrapSquare wrapText="bothSides"/>
+            <wp:docPr id="9" name="Picture 9"/>
+            <wp:cNvGraphicFramePr>
+              <a:graphicFrameLocks xmlns:a="http://schemas.openxmlformats.org/drawingml/2006/main" noChangeAspect="1"/>
+            </wp:cNvGraphicFramePr>
+            <a:graphic xmlns:a="http://schemas.openxmlformats.org/drawingml/2006/main">
+              <a:graphicData uri="http://schemas.openxmlformats.org/drawingml/2006/picture">
+                <pic:pic xmlns:pic="http://schemas.openxmlformats.org/drawingml/2006/picture">
+                  <pic:nvPicPr>
+                    <pic:cNvPr id="9" name="Picture 9"/>
+                    <pic:cNvPicPr/>
+                  </pic:nvPicPr>
+                  <pic:blipFill>
+                    <a:blip r:embed="rId9">
+                      <a:extLst>
+                        <a:ext uri="{28A0092B-C50C-407E-A947-70E740481C1C}">
+                          <a14:useLocalDpi xmlns:a14="http://schemas.microsoft.com/office/drawing/2010/main" val="0"/>
+                        </a:ext>
+                      </a:extLst>
+                    </a:blip>
+                    <a:stretch>
+                      <a:fillRect/>
+                    </a:stretch>
+                  </pic:blipFill>
+                  <pic:spPr>
+                    <a:xfrm>
+                      <a:off x="0" y="0"/>
+                      <a:ext cx="3098800" cy="2324100"/>
+                    </a:xfrm>
+                    <a:prstGeom prst="rect">
+                      <a:avLst/>
+                    </a:prstGeom>
+                  </pic:spPr>
+                </pic:pic>
+              </a:graphicData>
+            </a:graphic>
+            <wp14:sizeRelH relativeFrom="margin">
+              <wp14:pctWidth>0</wp14:pctWidth>
+            </wp14:sizeRelH>
+            <wp14:sizeRelV relativeFrom="margin">
+              <wp14:pctHeight>0</wp14:pctHeight>
+            </wp14:sizeRelV>
+          </wp:anchor>
+        </w:drawing>
+      </w:r>
+      <w:r>
+        <w:t xml:space="preserve">What is </w:t>
+      </w:r>
+      <w:r>
+        <w:t xml:space="preserve">a </w:t>
+      </w:r>
+      <w:r>
+        <w:t>Phishing</w:t>
+      </w:r>
+      <w:r>
+        <w:t xml:space="preserve"> Attack</w:t>
+      </w:r>
+      <w:r>
+        <w:t>?</w:t>
+      </w:r>
+    </w:p>
+    <w:p>
+      <w:pPr>
+        <w:pStyle w:val="Text"/>
+      </w:pPr>
+      <w:r>
+        <w:t xml:space="preserve">Phishing is a type of social engineering attack where an attacker </w:t>
+      </w:r>
+      <w:r>
+        <w:rPr>
+          <w:b/>
+          <w:bCs/>
+        </w:rPr>
+        <w:t>impersonates</w:t>
+      </w:r>
+      <w:r>
+        <w:t xml:space="preserve"> a trusted entity</w:t>
+      </w:r>
+      <w:r>
+        <w:t xml:space="preserve">, </w:t>
+      </w:r>
+      <w:r>
+        <w:t>such as a bank, email provider, or corporate portal</w:t>
+      </w:r>
+      <w:r>
+        <w:t xml:space="preserve">, </w:t>
+      </w:r>
+      <w:r>
+        <w:t xml:space="preserve">to </w:t>
+      </w:r>
+      <w:r>
+        <w:rPr>
+          <w:b/>
+          <w:bCs/>
+        </w:rPr>
+        <w:t>deceive</w:t>
+      </w:r>
+      <w:r>
+        <w:t xml:space="preserve"> victims into revealing sensitive information like usernames, passwords, or credit card details. It typically involves </w:t>
+      </w:r>
+      <w:r>
+        <w:rPr>
+          <w:b/>
+          <w:bCs/>
+        </w:rPr>
+        <w:t>sending fraudulent messages (via email, SMS, or social media)</w:t>
+      </w:r>
+      <w:r>
+        <w:t xml:space="preserve"> that lure users to </w:t>
+      </w:r>
+      <w:r>
+        <w:rPr>
+          <w:b/>
+          <w:bCs/>
+        </w:rPr>
+        <w:t>fake</w:t>
+      </w:r>
+      <w:r>
+        <w:t xml:space="preserve"> websites designed to </w:t>
+      </w:r>
+      <w:r>
+        <w:rPr>
+          <w:b/>
+          <w:bCs/>
+        </w:rPr>
+        <w:t>steal</w:t>
+      </w:r>
+      <w:r>
+        <w:t xml:space="preserve"> their credentials. Unlike technical exploits that target system flaws, phishing targets </w:t>
+      </w:r>
+      <w:r>
+        <w:rPr>
+          <w:b/>
+          <w:bCs/>
+        </w:rPr>
+        <w:t>human</w:t>
+      </w:r>
+      <w:r>
+        <w:t xml:space="preserve"> </w:t>
+      </w:r>
+      <w:r>
+        <w:rPr>
+          <w:b/>
+          <w:bCs/>
+        </w:rPr>
+        <w:t>trust</w:t>
+      </w:r>
+      <w:r>
+        <w:t xml:space="preserve"> and </w:t>
+      </w:r>
+      <w:r>
+        <w:rPr>
+          <w:b/>
+          <w:bCs/>
+        </w:rPr>
+        <w:t>behavior</w:t>
+      </w:r>
+      <w:r>
+        <w:t xml:space="preserve">, making it one of the most </w:t>
+      </w:r>
+      <w:r>
+        <w:rPr>
+          <w:b/>
+          <w:bCs/>
+        </w:rPr>
+        <w:t>common</w:t>
+      </w:r>
+      <w:r>
+        <w:t xml:space="preserve"> and </w:t>
+      </w:r>
+      <w:r>
+        <w:rPr>
+          <w:b/>
+          <w:bCs/>
+        </w:rPr>
+        <w:t>effective</w:t>
+      </w:r>
+      <w:r>
+        <w:t xml:space="preserve"> </w:t>
+      </w:r>
+      <w:r>
+        <w:rPr>
+          <w:b/>
+          <w:bCs/>
+        </w:rPr>
+        <w:t>ways</w:t>
+      </w:r>
+      <w:r>
+        <w:t xml:space="preserve"> to </w:t>
+      </w:r>
+      <w:r>
+        <w:rPr>
+          <w:b/>
+          <w:bCs/>
+        </w:rPr>
+        <w:t>breach</w:t>
+      </w:r>
+      <w:r>
+        <w:t xml:space="preserve"> security.</w:t>
+      </w:r>
+    </w:p>
+    <w:p>
+      <w:pPr>
+        <w:pStyle w:val="Seperator"/>
+      </w:pPr>
+    </w:p>
+    <w:p>
+      <w:pPr>
+        <w:pStyle w:val="Heading"/>
+      </w:pPr>
+      <w:r>
+        <w:rPr>
+          <w:noProof/>
+        </w:rPr>
+        <w:drawing>
+          <wp:anchor distT="0" distB="0" distL="114300" distR="114300" simplePos="0" relativeHeight="251659264" behindDoc="0" locked="0" layoutInCell="1" allowOverlap="1" wp14:anchorId="007639FD" wp14:editId="7A327CF8">
+            <wp:simplePos x="0" y="0"/>
+            <wp:positionH relativeFrom="margin">
+              <wp:align>right</wp:align>
+            </wp:positionH>
+            <wp:positionV relativeFrom="paragraph">
+              <wp:posOffset>6350</wp:posOffset>
+            </wp:positionV>
+            <wp:extent cx="2788920" cy="2339340"/>
+            <wp:effectExtent l="0" t="0" r="0" b="3810"/>
+            <wp:wrapSquare wrapText="bothSides"/>
+            <wp:docPr id="12" name="Graphic 12"/>
+            <wp:cNvGraphicFramePr>
+              <a:graphicFrameLocks xmlns:a="http://schemas.openxmlformats.org/drawingml/2006/main" noChangeAspect="1"/>
+            </wp:cNvGraphicFramePr>
+            <a:graphic xmlns:a="http://schemas.openxmlformats.org/drawingml/2006/main">
+              <a:graphicData uri="http://schemas.openxmlformats.org/drawingml/2006/picture">
+                <pic:pic xmlns:pic="http://schemas.openxmlformats.org/drawingml/2006/picture">
+                  <pic:nvPicPr>
+                    <pic:cNvPr id="12" name="Graphic 12"/>
+                    <pic:cNvPicPr/>
+                  </pic:nvPicPr>
+                  <pic:blipFill>
+                    <a:blip r:embed="rId10">
+                      <a:extLst>
+                        <a:ext uri="{28A0092B-C50C-407E-A947-70E740481C1C}">
+                          <a14:useLocalDpi xmlns:a14="http://schemas.microsoft.com/office/drawing/2010/main" val="0"/>
+                        </a:ext>
+                        <a:ext uri="{96DAC541-7B7A-43D3-8B79-37D633B846F1}">
+                          <asvg:svgBlip xmlns:asvg="http://schemas.microsoft.com/office/drawing/2016/SVG/main" r:embed="rId11"/>
+                        </a:ext>
+                      </a:extLst>
+                    </a:blip>
+                    <a:stretch>
+                      <a:fillRect/>
+                    </a:stretch>
+                  </pic:blipFill>
+                  <pic:spPr>
+                    <a:xfrm>
+                      <a:off x="0" y="0"/>
+                      <a:ext cx="2788920" cy="2339340"/>
+                    </a:xfrm>
+                    <a:prstGeom prst="rect">
+                      <a:avLst/>
+                    </a:prstGeom>
+                  </pic:spPr>
+                </pic:pic>
+              </a:graphicData>
+            </a:graphic>
+            <wp14:sizeRelH relativeFrom="margin">
+              <wp14:pctWidth>0</wp14:pctWidth>
+            </wp14:sizeRelH>
+            <wp14:sizeRelV relativeFrom="margin">
+              <wp14:pctHeight>0</wp14:pctHeight>
+            </wp14:sizeRelV>
+          </wp:anchor>
+        </w:drawing>
+      </w:r>
+      <w:r>
+        <w:t>What is SETOOLKIT?</w:t>
+      </w:r>
+    </w:p>
+    <w:p>
+      <w:pPr>
+        <w:pStyle w:val="Text"/>
+      </w:pPr>
+      <w:r>
+        <w:t xml:space="preserve">The </w:t>
+      </w:r>
+      <w:r>
+        <w:rPr>
+          <w:rStyle w:val="Strong"/>
+        </w:rPr>
+        <w:t>Social-Engineer Toolkit (SET)</w:t>
+      </w:r>
+      <w:r>
+        <w:t xml:space="preserve"> is an open-source, Python-driven penetration testing framework specifically designed to simulate advanced social engineering attacks against the human element. Created by </w:t>
+      </w:r>
+      <w:r>
+        <w:rPr>
+          <w:b/>
+          <w:bCs/>
+        </w:rPr>
+        <w:t>David Kennedy</w:t>
+      </w:r>
+      <w:r>
+        <w:t xml:space="preserve"> (</w:t>
+      </w:r>
+      <w:proofErr w:type="spellStart"/>
+      <w:r>
+        <w:rPr>
+          <w:b/>
+          <w:bCs/>
+        </w:rPr>
+        <w:t>TrustedSec</w:t>
+      </w:r>
+      <w:proofErr w:type="spellEnd"/>
+      <w:r>
+        <w:t xml:space="preserve">), </w:t>
+      </w:r>
+      <w:r>
+        <w:rPr>
+          <w:b/>
+          <w:bCs/>
+        </w:rPr>
+        <w:t>SET</w:t>
+      </w:r>
+      <w:r>
+        <w:t xml:space="preserve"> is pre-installed in Kali Linux and serves as a standard tool for security professionals conducting authorized social engineering assessments. The toolkit heavily relies on the Metasploit Framework for payload generation and delivery.</w:t>
+      </w:r>
+    </w:p>
+    <w:p>
+      <w:pPr>
+        <w:pStyle w:val="Seperator"/>
+      </w:pPr>
+    </w:p>
+    <w:p>
+      <w:pPr>
+        <w:pStyle w:val="Heading"/>
+      </w:pPr>
+      <w:r>
+        <w:t>Objectives:</w:t>
+      </w:r>
+    </w:p>
+    <w:p>
+      <w:pPr>
+        <w:pStyle w:val="CList"/>
+        <w:rPr>
+          <w:lang w:eastAsia="en-GB"/>
+        </w:rPr>
+      </w:pPr>
+      <w:r>
+        <w:rPr>
+          <w:b/>
+          <w:bCs/>
+          <w:lang w:eastAsia="en-GB"/>
+        </w:rPr>
+        <w:t>Account takeover</w:t>
+      </w:r>
+      <w:r>
+        <w:rPr>
+          <w:lang w:eastAsia="en-GB"/>
+        </w:rPr>
+        <w:t>: Unauthorized access to victim accounts</w:t>
+      </w:r>
+    </w:p>
+    <w:p>
+      <w:pPr>
+        <w:pStyle w:val="CList"/>
+        <w:rPr>
+          <w:lang w:eastAsia="en-GB"/>
+        </w:rPr>
+      </w:pPr>
+      <w:r>
+        <w:rPr>
+          <w:b/>
+          <w:bCs/>
+          <w:lang w:eastAsia="en-GB"/>
+        </w:rPr>
+        <w:t>Data breach</w:t>
+      </w:r>
+      <w:r>
+        <w:rPr>
+          <w:lang w:eastAsia="en-GB"/>
+        </w:rPr>
+        <w:t>: Access to sensitive organizational or personal data</w:t>
+      </w:r>
+    </w:p>
+    <w:p>
+      <w:pPr>
+        <w:pStyle w:val="CList"/>
+        <w:rPr>
+          <w:lang w:eastAsia="en-GB"/>
+        </w:rPr>
+      </w:pPr>
+      <w:r>
+        <w:rPr>
+          <w:b/>
+          <w:bCs/>
+          <w:lang w:eastAsia="en-GB"/>
+        </w:rPr>
+        <w:t>Lateral movement</w:t>
+      </w:r>
+      <w:r>
+        <w:rPr>
+          <w:lang w:eastAsia="en-GB"/>
+        </w:rPr>
+        <w:t>: Using compromised credentials to access additional systems</w:t>
+      </w:r>
+    </w:p>
+    <w:p>
+      <w:pPr>
+        <w:pStyle w:val="CList"/>
+        <w:rPr>
+          <w:lang w:eastAsia="en-GB"/>
+        </w:rPr>
+      </w:pPr>
+      <w:r>
+        <w:rPr>
+          <w:b/>
+          <w:bCs/>
+          <w:lang w:eastAsia="en-GB"/>
+        </w:rPr>
+        <w:t>Financial fraud</w:t>
+      </w:r>
+      <w:r>
+        <w:rPr>
+          <w:lang w:eastAsia="en-GB"/>
+        </w:rPr>
+        <w:t>: Accessing financial accounts</w:t>
+      </w:r>
+    </w:p>
+    <w:p/>
+    <w:p/>
+    <w:p/>
+    <w:p>
+      <w:pPr>
+        <w:jc w:val="center"/>
+      </w:pPr>
+      <w:r>
+        <w:rPr>
+          <w:noProof/>
+        </w:rPr>
+        <w:drawing>
+          <wp:inline distT="0" distB="0" distL="0" distR="0" wp14:anchorId="37AFCA46" wp14:editId="54FA9E51">
+            <wp:extent cx="5135961" cy="3600000"/>
+            <wp:effectExtent l="0" t="0" r="7620" b="635"/>
             <wp:docPr id="1" name="Picture 1"/>
             <wp:cNvGraphicFramePr>
               <a:graphicFrameLocks xmlns:a="http://schemas.openxmlformats.org/drawingml/2006/main" noChangeAspect="1"/>
@@ -24,20 +588,27 @@
                     <pic:cNvPr id="1" name=""/>
                     <pic:cNvPicPr/>
                   </pic:nvPicPr>
-                  <pic:blipFill>
-                    <a:blip r:embed="rId9"/>
-                    <a:stretch>
-                      <a:fillRect/>
-                    </a:stretch>
+                  <pic:blipFill rotWithShape="1">
+                    <a:blip r:embed="rId12"/>
+                    <a:srcRect b="37630"/>
+                    <a:stretch/>
                   </pic:blipFill>
-                  <pic:spPr>
+                  <pic:spPr bwMode="auto">
                     <a:xfrm>
                       <a:off x="0" y="0"/>
-                      <a:ext cx="6188710" cy="6955155"/>
+                      <a:ext cx="5135961" cy="3600000"/>
                     </a:xfrm>
                     <a:prstGeom prst="rect">
                       <a:avLst/>
                     </a:prstGeom>
+                    <a:ln>
+                      <a:noFill/>
+                    </a:ln>
+                    <a:extLst>
+                      <a:ext uri="{53640926-AAD7-44D8-BBD7-CCE9431645EC}">
+                        <a14:shadowObscured xmlns:a14="http://schemas.microsoft.com/office/drawing/2010/main"/>
+                      </a:ext>
+                    </a:extLst>
                   </pic:spPr>
                 </pic:pic>
               </a:graphicData>
@@ -46,17 +617,32 @@
         </w:drawing>
       </w:r>
     </w:p>
-    <w:p/>
-    <w:p>
+    <w:p>
+      <w:pPr>
+        <w:pStyle w:val="Text"/>
+        <w:jc w:val="center"/>
+      </w:pPr>
+      <w:r>
+        <w:t>Kali Linux runs the Social-Engineer Toolkit for security testing.</w:t>
+      </w:r>
+    </w:p>
+    <w:p>
+      <w:pPr>
+        <w:jc w:val="center"/>
+      </w:pPr>
+    </w:p>
+    <w:p>
+      <w:pPr>
+        <w:jc w:val="center"/>
+      </w:pPr>
       <w:r>
         <w:rPr>
           <w:noProof/>
         </w:rPr>
-        <w:lastRenderedPageBreak/>
         <w:drawing>
-          <wp:inline distT="0" distB="0" distL="0" distR="0" wp14:anchorId="2981BE6C" wp14:editId="2022C305">
-            <wp:extent cx="6188710" cy="6940550"/>
-            <wp:effectExtent l="0" t="0" r="2540" b="0"/>
+          <wp:inline distT="0" distB="0" distL="0" distR="0" wp14:anchorId="2981BE6C" wp14:editId="6B6A5C87">
+            <wp:extent cx="5179635" cy="3600000"/>
+            <wp:effectExtent l="0" t="0" r="2540" b="635"/>
             <wp:docPr id="7" name="Picture 7"/>
             <wp:cNvGraphicFramePr>
               <a:graphicFrameLocks xmlns:a="http://schemas.openxmlformats.org/drawingml/2006/main" noChangeAspect="1"/>
@@ -68,20 +654,27 @@
                     <pic:cNvPr id="1" name=""/>
                     <pic:cNvPicPr/>
                   </pic:nvPicPr>
-                  <pic:blipFill>
-                    <a:blip r:embed="rId10"/>
-                    <a:stretch>
-                      <a:fillRect/>
-                    </a:stretch>
+                  <pic:blipFill rotWithShape="1">
+                    <a:blip r:embed="rId13"/>
+                    <a:srcRect b="38026"/>
+                    <a:stretch/>
                   </pic:blipFill>
-                  <pic:spPr>
+                  <pic:spPr bwMode="auto">
                     <a:xfrm>
                       <a:off x="0" y="0"/>
-                      <a:ext cx="6188710" cy="6940550"/>
+                      <a:ext cx="5179635" cy="3600000"/>
                     </a:xfrm>
                     <a:prstGeom prst="rect">
                       <a:avLst/>
                     </a:prstGeom>
+                    <a:ln>
+                      <a:noFill/>
+                    </a:ln>
+                    <a:extLst>
+                      <a:ext uri="{53640926-AAD7-44D8-BBD7-CCE9431645EC}">
+                        <a14:shadowObscured xmlns:a14="http://schemas.microsoft.com/office/drawing/2010/main"/>
+                      </a:ext>
+                    </a:extLst>
                   </pic:spPr>
                 </pic:pic>
               </a:graphicData>
@@ -90,17 +683,32 @@
         </w:drawing>
       </w:r>
     </w:p>
-    <w:p/>
-    <w:p>
+    <w:p>
+      <w:pPr>
+        <w:pStyle w:val="Text"/>
+        <w:jc w:val="center"/>
+      </w:pPr>
+      <w:r>
+        <w:t>SET displays various social-engineering attack vectors for security testing.</w:t>
+      </w:r>
+    </w:p>
+    <w:p>
+      <w:pPr>
+        <w:jc w:val="center"/>
+      </w:pPr>
+    </w:p>
+    <w:p>
+      <w:pPr>
+        <w:jc w:val="center"/>
+      </w:pPr>
       <w:r>
         <w:rPr>
           <w:noProof/>
         </w:rPr>
-        <w:lastRenderedPageBreak/>
         <w:drawing>
-          <wp:inline distT="0" distB="0" distL="0" distR="0" wp14:anchorId="23FE20C0" wp14:editId="0C1F6D0D">
-            <wp:extent cx="6188710" cy="6758305"/>
-            <wp:effectExtent l="0" t="0" r="2540" b="4445"/>
+          <wp:inline distT="0" distB="0" distL="0" distR="0" wp14:anchorId="23FE20C0" wp14:editId="1A2ACE3C">
+            <wp:extent cx="5333844" cy="3600000"/>
+            <wp:effectExtent l="0" t="0" r="635" b="635"/>
             <wp:docPr id="8" name="Picture 8"/>
             <wp:cNvGraphicFramePr>
               <a:graphicFrameLocks xmlns:a="http://schemas.openxmlformats.org/drawingml/2006/main" noChangeAspect="1"/>
@@ -112,20 +720,27 @@
                     <pic:cNvPr id="1" name=""/>
                     <pic:cNvPicPr/>
                   </pic:nvPicPr>
-                  <pic:blipFill>
-                    <a:blip r:embed="rId11"/>
-                    <a:stretch>
-                      <a:fillRect/>
-                    </a:stretch>
+                  <pic:blipFill rotWithShape="1">
+                    <a:blip r:embed="rId14"/>
+                    <a:srcRect b="38195"/>
+                    <a:stretch/>
                   </pic:blipFill>
-                  <pic:spPr>
+                  <pic:spPr bwMode="auto">
                     <a:xfrm>
                       <a:off x="0" y="0"/>
-                      <a:ext cx="6188710" cy="6758305"/>
+                      <a:ext cx="5333844" cy="3600000"/>
                     </a:xfrm>
                     <a:prstGeom prst="rect">
                       <a:avLst/>
                     </a:prstGeom>
+                    <a:ln>
+                      <a:noFill/>
+                    </a:ln>
+                    <a:extLst>
+                      <a:ext uri="{53640926-AAD7-44D8-BBD7-CCE9431645EC}">
+                        <a14:shadowObscured xmlns:a14="http://schemas.microsoft.com/office/drawing/2010/main"/>
+                      </a:ext>
+                    </a:extLst>
                   </pic:spPr>
                 </pic:pic>
               </a:graphicData>
@@ -134,18 +749,41 @@
         </w:drawing>
       </w:r>
     </w:p>
-    <w:p/>
-    <w:p>
+    <w:p>
+      <w:pPr>
+        <w:pStyle w:val="Text"/>
+        <w:jc w:val="center"/>
+      </w:pPr>
+      <w:r>
+        <w:t xml:space="preserve">SET displays web-based attack methods, including </w:t>
+      </w:r>
+      <w:proofErr w:type="spellStart"/>
+      <w:r>
+        <w:t>tabnabbing</w:t>
+      </w:r>
+      <w:proofErr w:type="spellEnd"/>
+      <w:r>
+        <w:t xml:space="preserve"> and credential harvesting.</w:t>
+      </w:r>
+    </w:p>
+    <w:p>
+      <w:pPr>
+        <w:jc w:val="center"/>
+      </w:pPr>
+    </w:p>
+    <w:p>
+      <w:pPr>
+        <w:jc w:val="center"/>
+      </w:pPr>
       <w:r>
         <w:rPr>
           <w:noProof/>
         </w:rPr>
-        <w:lastRenderedPageBreak/>
         <w:drawing>
-          <wp:inline distT="0" distB="0" distL="0" distR="0" wp14:anchorId="7F22B7AE" wp14:editId="7E1A8928">
-            <wp:extent cx="6188710" cy="6948805"/>
-            <wp:effectExtent l="0" t="0" r="2540" b="4445"/>
-            <wp:docPr id="9" name="Picture 9"/>
+          <wp:inline distT="0" distB="0" distL="0" distR="0" wp14:anchorId="320F1FC8" wp14:editId="1225B21E">
+            <wp:extent cx="5110109" cy="3600000"/>
+            <wp:effectExtent l="0" t="0" r="0" b="635"/>
+            <wp:docPr id="4" name="Picture 4"/>
             <wp:cNvGraphicFramePr>
               <a:graphicFrameLocks xmlns:a="http://schemas.openxmlformats.org/drawingml/2006/main" noChangeAspect="1"/>
             </wp:cNvGraphicFramePr>
@@ -156,20 +794,27 @@
                     <pic:cNvPr id="1" name=""/>
                     <pic:cNvPicPr/>
                   </pic:nvPicPr>
-                  <pic:blipFill>
-                    <a:blip r:embed="rId12"/>
-                    <a:stretch>
-                      <a:fillRect/>
-                    </a:stretch>
+                  <pic:blipFill rotWithShape="1">
+                    <a:blip r:embed="rId15"/>
+                    <a:srcRect b="36778"/>
+                    <a:stretch/>
                   </pic:blipFill>
-                  <pic:spPr>
+                  <pic:spPr bwMode="auto">
                     <a:xfrm>
                       <a:off x="0" y="0"/>
-                      <a:ext cx="6188710" cy="6948805"/>
+                      <a:ext cx="5110109" cy="3600000"/>
                     </a:xfrm>
                     <a:prstGeom prst="rect">
                       <a:avLst/>
                     </a:prstGeom>
+                    <a:ln>
+                      <a:noFill/>
+                    </a:ln>
+                    <a:extLst>
+                      <a:ext uri="{53640926-AAD7-44D8-BBD7-CCE9431645EC}">
+                        <a14:shadowObscured xmlns:a14="http://schemas.microsoft.com/office/drawing/2010/main"/>
+                      </a:ext>
+                    </a:extLst>
                   </pic:spPr>
                 </pic:pic>
               </a:graphicData>
@@ -178,17 +823,171 @@
         </w:drawing>
       </w:r>
     </w:p>
-    <w:p/>
-    <w:p>
+    <w:p>
+      <w:pPr>
+        <w:pStyle w:val="Text"/>
+        <w:jc w:val="center"/>
+      </w:pPr>
+      <w:r>
+        <w:t>SET launches a web attack method, offering templates, cloning, and custom imports.</w:t>
+      </w:r>
+    </w:p>
+    <w:p>
+      <w:pPr>
+        <w:jc w:val="center"/>
+      </w:pPr>
+    </w:p>
+    <w:p>
+      <w:pPr>
+        <w:jc w:val="center"/>
+      </w:pPr>
       <w:r>
         <w:rPr>
           <w:noProof/>
         </w:rPr>
-        <w:lastRenderedPageBreak/>
         <w:drawing>
-          <wp:inline distT="0" distB="0" distL="0" distR="0" wp14:anchorId="20D0C721" wp14:editId="60E6605D">
-            <wp:extent cx="6188710" cy="6948805"/>
-            <wp:effectExtent l="0" t="0" r="2540" b="4445"/>
+          <wp:inline distT="0" distB="0" distL="0" distR="0" wp14:anchorId="68AADE74" wp14:editId="7AAEC47D">
+            <wp:extent cx="5144637" cy="3600000"/>
+            <wp:effectExtent l="0" t="0" r="0" b="635"/>
+            <wp:docPr id="5" name="Picture 5"/>
+            <wp:cNvGraphicFramePr>
+              <a:graphicFrameLocks xmlns:a="http://schemas.openxmlformats.org/drawingml/2006/main" noChangeAspect="1"/>
+            </wp:cNvGraphicFramePr>
+            <a:graphic xmlns:a="http://schemas.openxmlformats.org/drawingml/2006/main">
+              <a:graphicData uri="http://schemas.openxmlformats.org/drawingml/2006/picture">
+                <pic:pic xmlns:pic="http://schemas.openxmlformats.org/drawingml/2006/picture">
+                  <pic:nvPicPr>
+                    <pic:cNvPr id="1" name=""/>
+                    <pic:cNvPicPr/>
+                  </pic:nvPicPr>
+                  <pic:blipFill rotWithShape="1">
+                    <a:blip r:embed="rId16"/>
+                    <a:srcRect b="38125"/>
+                    <a:stretch/>
+                  </pic:blipFill>
+                  <pic:spPr bwMode="auto">
+                    <a:xfrm>
+                      <a:off x="0" y="0"/>
+                      <a:ext cx="5144637" cy="3600000"/>
+                    </a:xfrm>
+                    <a:prstGeom prst="rect">
+                      <a:avLst/>
+                    </a:prstGeom>
+                    <a:ln>
+                      <a:noFill/>
+                    </a:ln>
+                    <a:extLst>
+                      <a:ext uri="{53640926-AAD7-44D8-BBD7-CCE9431645EC}">
+                        <a14:shadowObscured xmlns:a14="http://schemas.microsoft.com/office/drawing/2010/main"/>
+                      </a:ext>
+                    </a:extLst>
+                  </pic:spPr>
+                </pic:pic>
+              </a:graphicData>
+            </a:graphic>
+          </wp:inline>
+        </w:drawing>
+      </w:r>
+    </w:p>
+    <w:p>
+      <w:pPr>
+        <w:pStyle w:val="Text"/>
+        <w:jc w:val="center"/>
+      </w:pPr>
+      <w:r>
+        <w:t xml:space="preserve">SET configures a credential-harvesting template and prepares its </w:t>
+      </w:r>
+      <w:proofErr w:type="gramStart"/>
+      <w:r>
+        <w:t>POST-back</w:t>
+      </w:r>
+      <w:proofErr w:type="gramEnd"/>
+      <w:r>
+        <w:t xml:space="preserve"> settings.</w:t>
+      </w:r>
+    </w:p>
+    <w:p>
+      <w:pPr>
+        <w:jc w:val="center"/>
+      </w:pPr>
+    </w:p>
+    <w:p>
+      <w:pPr>
+        <w:jc w:val="center"/>
+      </w:pPr>
+      <w:r>
+        <w:rPr>
+          <w:noProof/>
+        </w:rPr>
+        <w:drawing>
+          <wp:inline distT="0" distB="0" distL="0" distR="0" wp14:anchorId="6C57B922" wp14:editId="52555C22">
+            <wp:extent cx="5153342" cy="3600000"/>
+            <wp:effectExtent l="0" t="0" r="9525" b="635"/>
+            <wp:docPr id="6" name="Picture 6"/>
+            <wp:cNvGraphicFramePr>
+              <a:graphicFrameLocks xmlns:a="http://schemas.openxmlformats.org/drawingml/2006/main" noChangeAspect="1"/>
+            </wp:cNvGraphicFramePr>
+            <a:graphic xmlns:a="http://schemas.openxmlformats.org/drawingml/2006/main">
+              <a:graphicData uri="http://schemas.openxmlformats.org/drawingml/2006/picture">
+                <pic:pic xmlns:pic="http://schemas.openxmlformats.org/drawingml/2006/picture">
+                  <pic:nvPicPr>
+                    <pic:cNvPr id="1" name=""/>
+                    <pic:cNvPicPr/>
+                  </pic:nvPicPr>
+                  <pic:blipFill rotWithShape="1">
+                    <a:blip r:embed="rId17"/>
+                    <a:srcRect b="37772"/>
+                    <a:stretch/>
+                  </pic:blipFill>
+                  <pic:spPr bwMode="auto">
+                    <a:xfrm>
+                      <a:off x="0" y="0"/>
+                      <a:ext cx="5153342" cy="3600000"/>
+                    </a:xfrm>
+                    <a:prstGeom prst="rect">
+                      <a:avLst/>
+                    </a:prstGeom>
+                    <a:ln>
+                      <a:noFill/>
+                    </a:ln>
+                    <a:extLst>
+                      <a:ext uri="{53640926-AAD7-44D8-BBD7-CCE9431645EC}">
+                        <a14:shadowObscured xmlns:a14="http://schemas.microsoft.com/office/drawing/2010/main"/>
+                      </a:ext>
+                    </a:extLst>
+                  </pic:spPr>
+                </pic:pic>
+              </a:graphicData>
+            </a:graphic>
+          </wp:inline>
+        </w:drawing>
+      </w:r>
+    </w:p>
+    <w:p>
+      <w:pPr>
+        <w:jc w:val="center"/>
+      </w:pPr>
+      <w:r>
+        <w:t>SET Toolkit cloning Google login page for credential harvesting attack.</w:t>
+      </w:r>
+    </w:p>
+    <w:p>
+      <w:pPr>
+        <w:jc w:val="center"/>
+      </w:pPr>
+    </w:p>
+    <w:p>
+      <w:pPr>
+        <w:jc w:val="center"/>
+      </w:pPr>
+      <w:r>
+        <w:rPr>
+          <w:noProof/>
+        </w:rPr>
+        <w:drawing>
+          <wp:inline distT="0" distB="0" distL="0" distR="0" wp14:anchorId="20D0C721" wp14:editId="5FE7301A">
+            <wp:extent cx="5162076" cy="3600000"/>
+            <wp:effectExtent l="0" t="0" r="635" b="635"/>
             <wp:docPr id="10" name="Picture 10"/>
             <wp:cNvGraphicFramePr>
               <a:graphicFrameLocks xmlns:a="http://schemas.openxmlformats.org/drawingml/2006/main" noChangeAspect="1"/>
@@ -200,20 +999,27 @@
                     <pic:cNvPr id="1" name=""/>
                     <pic:cNvPicPr/>
                   </pic:nvPicPr>
-                  <pic:blipFill>
-                    <a:blip r:embed="rId13"/>
-                    <a:stretch>
-                      <a:fillRect/>
-                    </a:stretch>
+                  <pic:blipFill rotWithShape="1">
+                    <a:blip r:embed="rId18"/>
+                    <a:srcRect b="37889"/>
+                    <a:stretch/>
                   </pic:blipFill>
-                  <pic:spPr>
+                  <pic:spPr bwMode="auto">
                     <a:xfrm>
                       <a:off x="0" y="0"/>
-                      <a:ext cx="6188710" cy="6948805"/>
+                      <a:ext cx="5162076" cy="3600000"/>
                     </a:xfrm>
                     <a:prstGeom prst="rect">
                       <a:avLst/>
                     </a:prstGeom>
+                    <a:ln>
+                      <a:noFill/>
+                    </a:ln>
+                    <a:extLst>
+                      <a:ext uri="{53640926-AAD7-44D8-BBD7-CCE9431645EC}">
+                        <a14:shadowObscured xmlns:a14="http://schemas.microsoft.com/office/drawing/2010/main"/>
+                      </a:ext>
+                    </a:extLst>
                   </pic:spPr>
                 </pic:pic>
               </a:graphicData>
@@ -222,15 +1028,225 @@
         </w:drawing>
       </w:r>
     </w:p>
-    <w:p/>
-    <w:p/>
+    <w:p>
+      <w:pPr>
+        <w:jc w:val="center"/>
+      </w:pPr>
+      <w:r>
+        <w:t>SET prompts for IP address and target URL to clone the login page.</w:t>
+      </w:r>
+    </w:p>
+    <w:p>
+      <w:pPr>
+        <w:jc w:val="center"/>
+      </w:pPr>
+    </w:p>
+    <w:p>
+      <w:pPr>
+        <w:jc w:val="center"/>
+      </w:pPr>
+    </w:p>
+    <w:p>
+      <w:pPr>
+        <w:jc w:val="center"/>
+      </w:pPr>
+      <w:r>
+        <w:rPr>
+          <w:noProof/>
+        </w:rPr>
+        <w:lastRenderedPageBreak/>
+        <w:drawing>
+          <wp:inline distT="0" distB="0" distL="0" distR="0" wp14:anchorId="28D38952" wp14:editId="496753FF">
+            <wp:extent cx="6188710" cy="5819775"/>
+            <wp:effectExtent l="0" t="0" r="2540" b="9525"/>
+            <wp:docPr id="2" name="Picture 2"/>
+            <wp:cNvGraphicFramePr>
+              <a:graphicFrameLocks xmlns:a="http://schemas.openxmlformats.org/drawingml/2006/main" noChangeAspect="1"/>
+            </wp:cNvGraphicFramePr>
+            <a:graphic xmlns:a="http://schemas.openxmlformats.org/drawingml/2006/main">
+              <a:graphicData uri="http://schemas.openxmlformats.org/drawingml/2006/picture">
+                <pic:pic xmlns:pic="http://schemas.openxmlformats.org/drawingml/2006/picture">
+                  <pic:nvPicPr>
+                    <pic:cNvPr id="1" name=""/>
+                    <pic:cNvPicPr/>
+                  </pic:nvPicPr>
+                  <pic:blipFill rotWithShape="1">
+                    <a:blip r:embed="rId19"/>
+                    <a:srcRect b="16689"/>
+                    <a:stretch/>
+                  </pic:blipFill>
+                  <pic:spPr bwMode="auto">
+                    <a:xfrm>
+                      <a:off x="0" y="0"/>
+                      <a:ext cx="6188710" cy="5819775"/>
+                    </a:xfrm>
+                    <a:prstGeom prst="rect">
+                      <a:avLst/>
+                    </a:prstGeom>
+                    <a:ln>
+                      <a:noFill/>
+                    </a:ln>
+                    <a:extLst>
+                      <a:ext uri="{53640926-AAD7-44D8-BBD7-CCE9431645EC}">
+                        <a14:shadowObscured xmlns:a14="http://schemas.microsoft.com/office/drawing/2010/main"/>
+                      </a:ext>
+                    </a:extLst>
+                  </pic:spPr>
+                </pic:pic>
+              </a:graphicData>
+            </a:graphic>
+          </wp:inline>
+        </w:drawing>
+      </w:r>
+    </w:p>
+    <w:p>
+      <w:pPr>
+        <w:jc w:val="center"/>
+      </w:pPr>
+      <w:r>
+        <w:t>Cloned Google login page on localhost, warning of insecure connection.</w:t>
+      </w:r>
+    </w:p>
+    <w:p>
+      <w:pPr>
+        <w:jc w:val="center"/>
+      </w:pPr>
+    </w:p>
+    <w:p>
+      <w:pPr>
+        <w:jc w:val="center"/>
+      </w:pPr>
+    </w:p>
+    <w:p>
+      <w:pPr>
+        <w:jc w:val="center"/>
+      </w:pPr>
+    </w:p>
+    <w:p>
+      <w:pPr>
+        <w:jc w:val="center"/>
+      </w:pPr>
+    </w:p>
+    <w:p>
+      <w:pPr>
+        <w:jc w:val="center"/>
+      </w:pPr>
+    </w:p>
+    <w:p>
+      <w:pPr>
+        <w:jc w:val="center"/>
+      </w:pPr>
+    </w:p>
+    <w:p>
+      <w:pPr>
+        <w:jc w:val="center"/>
+      </w:pPr>
+    </w:p>
+    <w:p>
+      <w:pPr>
+        <w:jc w:val="center"/>
+      </w:pPr>
+    </w:p>
+    <w:p>
+      <w:pPr>
+        <w:jc w:val="center"/>
+      </w:pPr>
+    </w:p>
+    <w:p>
+      <w:pPr>
+        <w:jc w:val="center"/>
+      </w:pPr>
+      <w:r>
+        <w:rPr>
+          <w:noProof/>
+        </w:rPr>
+        <w:drawing>
+          <wp:inline distT="0" distB="0" distL="0" distR="0" wp14:anchorId="72B16F16" wp14:editId="35B35880">
+            <wp:extent cx="6188710" cy="4242816"/>
+            <wp:effectExtent l="0" t="0" r="2540" b="5715"/>
+            <wp:docPr id="3" name="Picture 3"/>
+            <wp:cNvGraphicFramePr>
+              <a:graphicFrameLocks xmlns:a="http://schemas.openxmlformats.org/drawingml/2006/main" noChangeAspect="1"/>
+            </wp:cNvGraphicFramePr>
+            <a:graphic xmlns:a="http://schemas.openxmlformats.org/drawingml/2006/main">
+              <a:graphicData uri="http://schemas.openxmlformats.org/drawingml/2006/picture">
+                <pic:pic xmlns:pic="http://schemas.openxmlformats.org/drawingml/2006/picture">
+                  <pic:nvPicPr>
+                    <pic:cNvPr id="1" name=""/>
+                    <pic:cNvPicPr/>
+                  </pic:nvPicPr>
+                  <pic:blipFill rotWithShape="1">
+                    <a:blip r:embed="rId20"/>
+                    <a:srcRect b="38361"/>
+                    <a:stretch/>
+                  </pic:blipFill>
+                  <pic:spPr bwMode="auto">
+                    <a:xfrm>
+                      <a:off x="0" y="0"/>
+                      <a:ext cx="6188710" cy="4242816"/>
+                    </a:xfrm>
+                    <a:prstGeom prst="rect">
+                      <a:avLst/>
+                    </a:prstGeom>
+                    <a:ln>
+                      <a:noFill/>
+                    </a:ln>
+                    <a:extLst>
+                      <a:ext uri="{53640926-AAD7-44D8-BBD7-CCE9431645EC}">
+                        <a14:shadowObscured xmlns:a14="http://schemas.microsoft.com/office/drawing/2010/main"/>
+                      </a:ext>
+                    </a:extLst>
+                  </pic:spPr>
+                </pic:pic>
+              </a:graphicData>
+            </a:graphic>
+          </wp:inline>
+        </w:drawing>
+      </w:r>
+    </w:p>
+    <w:p>
+      <w:pPr>
+        <w:jc w:val="center"/>
+      </w:pPr>
+      <w:r>
+        <w:t>SET successfully captures victim's Google username and password in terminal.</w:t>
+      </w:r>
+    </w:p>
+    <w:p>
+      <w:pPr>
+        <w:jc w:val="center"/>
+      </w:pPr>
+    </w:p>
+    <w:p>
+      <w:pPr>
+        <w:pStyle w:val="Heading"/>
+      </w:pPr>
+      <w:r>
+        <w:t>Conclusion</w:t>
+      </w:r>
+    </w:p>
+    <w:p>
+      <w:pPr>
+        <w:pStyle w:val="Text"/>
+      </w:pPr>
+      <w:r>
+        <w:t xml:space="preserve">Successfully </w:t>
+      </w:r>
+      <w:r>
+        <w:t xml:space="preserve">demonstrated how the Social-Engineer Toolkit (SET) can be used to perform a credential harvesting attack by cloning a legitimate Google login page and capturing user credentials, highlighting how easily attackers can exploit human trust to bypass technical security controls. The exercise underscores the critical importance of security awareness training, Multi-Factor Authentication (MFA), and URL verification as essential </w:t>
+      </w:r>
+      <w:proofErr w:type="spellStart"/>
+      <w:r>
+        <w:t>defenses</w:t>
+      </w:r>
+      <w:proofErr w:type="spellEnd"/>
+      <w:r>
+        <w:t xml:space="preserve"> against phishing and social engineering threats.</w:t>
+      </w:r>
+    </w:p>
     <w:sectPr>
-      <w:headerReference w:type="even" r:id="rId14"/>
-      <w:headerReference w:type="default" r:id="rId15"/>
-      <w:footerReference w:type="even" r:id="rId16"/>
-      <w:footerReference w:type="default" r:id="rId17"/>
-      <w:headerReference w:type="first" r:id="rId18"/>
-      <w:footerReference w:type="first" r:id="rId19"/>
+      <w:headerReference w:type="default" r:id="rId21"/>
+      <w:footerReference w:type="default" r:id="rId22"/>
       <w:type w:val="continuous"/>
       <w:pgSz w:w="11906" w:h="16838"/>
       <w:pgMar w:top="1440" w:right="1080" w:bottom="1440" w:left="1080" w:header="708" w:footer="708" w:gutter="0"/>
@@ -271,16 +1287,6 @@
   <w:p>
     <w:pPr>
       <w:pStyle w:val="Footer"/>
-    </w:pPr>
-  </w:p>
-</w:ftr>
-</file>
-
-<file path=word/footer2.xml><?xml version="1.0" encoding="utf-8"?>
-<w:ftr xmlns:wpc="http://schemas.microsoft.com/office/word/2010/wordprocessingCanvas" xmlns:cx="http://schemas.microsoft.com/office/drawing/2014/chartex" xmlns:cx1="http://schemas.microsoft.com/office/drawing/2015/9/8/chartex" xmlns:cx2="http://schemas.microsoft.com/office/drawing/2015/10/21/chartex" xmlns:cx3="http://schemas.microsoft.com/office/drawing/2016/5/9/chartex" xmlns:cx4="http://schemas.microsoft.com/office/drawing/2016/5/10/chartex" xmlns:cx5="http://schemas.microsoft.com/office/drawing/2016/5/11/chartex" xmlns:cx6="http://schemas.microsoft.com/office/drawing/2016/5/12/chartex" xmlns:cx7="http://schemas.microsoft.com/office/drawing/2016/5/13/chartex" xmlns:cx8="http://schemas.microsoft.com/office/drawing/2016/5/14/chartex" xmlns:mc="http://schemas.openxmlformats.org/markup-compatibility/2006" xmlns:aink="http://schemas.microsoft.com/office/drawing/2016/ink" xmlns:am3d="http://schemas.microsoft.com/office/drawing/2017/model3d" xmlns:o="urn:schemas-microsoft-com:office:office" xmlns:r="http://schemas.openxmlformats.org/officeDocument/2006/relationships" xmlns:m="http://schemas.openxmlformats.org/officeDocument/2006/math" xmlns:v="urn:schemas-microsoft-com:vml" xmlns:wp14="http://schemas.microsoft.com/office/word/2010/wordprocessingDrawing" xmlns:wp="http://schemas.openxmlformats.org/drawingml/2006/wordprocessingDrawing" xmlns:w10="urn:schemas-microsoft-com:office:word" xmlns:w="http://schemas.openxmlformats.org/wordprocessingml/2006/main" xmlns:w14="http://schemas.microsoft.com/office/word/2010/wordml" xmlns:w15="http://schemas.microsoft.com/office/word/2012/wordml" xmlns:w16cex="http://schemas.microsoft.com/office/word/2018/wordml/cex" xmlns:w16cid="http://schemas.microsoft.com/office/word/2016/wordml/cid" xmlns:w16="http://schemas.microsoft.com/office/word/2018/wordml" xmlns:w16sdtdh="http://schemas.microsoft.com/office/word/2020/wordml/sdtdatahash" xmlns:w16se="http://schemas.microsoft.com/office/word/2015/wordml/symex" xmlns:wpg="http://schemas.microsoft.com/office/word/2010/wordprocessingGroup" xmlns:wpi="http://schemas.microsoft.com/office/word/2010/wordprocessingInk" xmlns:wne="http://schemas.microsoft.com/office/word/2006/wordml" xmlns:wps="http://schemas.microsoft.com/office/word/2010/wordprocessingShape" mc:Ignorable="w14 w15 w16se w16cid w16 w16cex w16sdtdh wp14">
-  <w:p>
-    <w:pPr>
-      <w:pStyle w:val="Footer"/>
       <w:pBdr>
         <w:top w:val="single" w:sz="4" w:space="8" w:color="4472C4" w:themeColor="accent1"/>
       </w:pBdr>
@@ -345,7 +1351,7 @@
         <w:noProof/>
         <w:color w:val="000000" w:themeColor="text1"/>
       </w:rPr>
-      <w:t xml:space="preserve">       </w:t>
+      <w:t xml:space="preserve">      </w:t>
     </w:r>
     <w:r>
       <w:rPr>
@@ -359,7 +1365,21 @@
         <w:noProof/>
         <w:color w:val="000000" w:themeColor="text1"/>
       </w:rPr>
-      <w:t xml:space="preserve">                                                                                                                                 </w:t>
+      <w:t xml:space="preserve">                                                                                                                             </w:t>
+    </w:r>
+    <w:r>
+      <w:rPr>
+        <w:noProof/>
+        <w:color w:val="000000" w:themeColor="text1"/>
+      </w:rPr>
+      <w:t xml:space="preserve"> </w:t>
+    </w:r>
+    <w:r>
+      <w:rPr>
+        <w:noProof/>
+        <w:color w:val="000000" w:themeColor="text1"/>
+      </w:rPr>
+      <w:t xml:space="preserve">  </w:t>
     </w:r>
     <w:r>
       <w:rPr>
@@ -403,16 +1423,6 @@
       <w:rPr>
         <w:color w:val="000000" w:themeColor="text1"/>
       </w:rPr>
-    </w:pPr>
-  </w:p>
-</w:ftr>
-</file>
-
-<file path=word/footer3.xml><?xml version="1.0" encoding="utf-8"?>
-<w:ftr xmlns:wpc="http://schemas.microsoft.com/office/word/2010/wordprocessingCanvas" xmlns:cx="http://schemas.microsoft.com/office/drawing/2014/chartex" xmlns:cx1="http://schemas.microsoft.com/office/drawing/2015/9/8/chartex" xmlns:cx2="http://schemas.microsoft.com/office/drawing/2015/10/21/chartex" xmlns:cx3="http://schemas.microsoft.com/office/drawing/2016/5/9/chartex" xmlns:cx4="http://schemas.microsoft.com/office/drawing/2016/5/10/chartex" xmlns:cx5="http://schemas.microsoft.com/office/drawing/2016/5/11/chartex" xmlns:cx6="http://schemas.microsoft.com/office/drawing/2016/5/12/chartex" xmlns:cx7="http://schemas.microsoft.com/office/drawing/2016/5/13/chartex" xmlns:cx8="http://schemas.microsoft.com/office/drawing/2016/5/14/chartex" xmlns:mc="http://schemas.openxmlformats.org/markup-compatibility/2006" xmlns:aink="http://schemas.microsoft.com/office/drawing/2016/ink" xmlns:am3d="http://schemas.microsoft.com/office/drawing/2017/model3d" xmlns:o="urn:schemas-microsoft-com:office:office" xmlns:r="http://schemas.openxmlformats.org/officeDocument/2006/relationships" xmlns:m="http://schemas.openxmlformats.org/officeDocument/2006/math" xmlns:v="urn:schemas-microsoft-com:vml" xmlns:wp14="http://schemas.microsoft.com/office/word/2010/wordprocessingDrawing" xmlns:wp="http://schemas.openxmlformats.org/drawingml/2006/wordprocessingDrawing" xmlns:w10="urn:schemas-microsoft-com:office:word" xmlns:w="http://schemas.openxmlformats.org/wordprocessingml/2006/main" xmlns:w14="http://schemas.microsoft.com/office/word/2010/wordml" xmlns:w15="http://schemas.microsoft.com/office/word/2012/wordml" xmlns:w16cex="http://schemas.microsoft.com/office/word/2018/wordml/cex" xmlns:w16cid="http://schemas.microsoft.com/office/word/2016/wordml/cid" xmlns:w16="http://schemas.microsoft.com/office/word/2018/wordml" xmlns:w16sdtdh="http://schemas.microsoft.com/office/word/2020/wordml/sdtdatahash" xmlns:w16se="http://schemas.microsoft.com/office/word/2015/wordml/symex" xmlns:wpg="http://schemas.microsoft.com/office/word/2010/wordprocessingGroup" xmlns:wpi="http://schemas.microsoft.com/office/word/2010/wordprocessingInk" xmlns:wne="http://schemas.microsoft.com/office/word/2006/wordml" xmlns:wps="http://schemas.microsoft.com/office/word/2010/wordprocessingShape" mc:Ignorable="w14 w15 w16se w16cid w16 w16cex w16sdtdh wp14">
-  <w:p>
-    <w:pPr>
-      <w:pStyle w:val="Footer"/>
     </w:pPr>
   </w:p>
 </w:ftr>
@@ -444,16 +1454,6 @@
 </file>
 
 <file path=word/header1.xml><?xml version="1.0" encoding="utf-8"?>
-<w:hdr xmlns:wpc="http://schemas.microsoft.com/office/word/2010/wordprocessingCanvas" xmlns:cx="http://schemas.microsoft.com/office/drawing/2014/chartex" xmlns:cx1="http://schemas.microsoft.com/office/drawing/2015/9/8/chartex" xmlns:cx2="http://schemas.microsoft.com/office/drawing/2015/10/21/chartex" xmlns:cx3="http://schemas.microsoft.com/office/drawing/2016/5/9/chartex" xmlns:cx4="http://schemas.microsoft.com/office/drawing/2016/5/10/chartex" xmlns:cx5="http://schemas.microsoft.com/office/drawing/2016/5/11/chartex" xmlns:cx6="http://schemas.microsoft.com/office/drawing/2016/5/12/chartex" xmlns:cx7="http://schemas.microsoft.com/office/drawing/2016/5/13/chartex" xmlns:cx8="http://schemas.microsoft.com/office/drawing/2016/5/14/chartex" xmlns:mc="http://schemas.openxmlformats.org/markup-compatibility/2006" xmlns:aink="http://schemas.microsoft.com/office/drawing/2016/ink" xmlns:am3d="http://schemas.microsoft.com/office/drawing/2017/model3d" xmlns:o="urn:schemas-microsoft-com:office:office" xmlns:r="http://schemas.openxmlformats.org/officeDocument/2006/relationships" xmlns:m="http://schemas.openxmlformats.org/officeDocument/2006/math" xmlns:v="urn:schemas-microsoft-com:vml" xmlns:wp14="http://schemas.microsoft.com/office/word/2010/wordprocessingDrawing" xmlns:wp="http://schemas.openxmlformats.org/drawingml/2006/wordprocessingDrawing" xmlns:w10="urn:schemas-microsoft-com:office:word" xmlns:w="http://schemas.openxmlformats.org/wordprocessingml/2006/main" xmlns:w14="http://schemas.microsoft.com/office/word/2010/wordml" xmlns:w15="http://schemas.microsoft.com/office/word/2012/wordml" xmlns:w16cex="http://schemas.microsoft.com/office/word/2018/wordml/cex" xmlns:w16cid="http://schemas.microsoft.com/office/word/2016/wordml/cid" xmlns:w16="http://schemas.microsoft.com/office/word/2018/wordml" xmlns:w16sdtdh="http://schemas.microsoft.com/office/word/2020/wordml/sdtdatahash" xmlns:w16se="http://schemas.microsoft.com/office/word/2015/wordml/symex" xmlns:wpg="http://schemas.microsoft.com/office/word/2010/wordprocessingGroup" xmlns:wpi="http://schemas.microsoft.com/office/word/2010/wordprocessingInk" xmlns:wne="http://schemas.microsoft.com/office/word/2006/wordml" xmlns:wps="http://schemas.microsoft.com/office/word/2010/wordprocessingShape" mc:Ignorable="w14 w15 w16se w16cid w16 w16cex w16sdtdh wp14">
-  <w:p>
-    <w:pPr>
-      <w:pStyle w:val="Header"/>
-    </w:pPr>
-  </w:p>
-</w:hdr>
-</file>
-
-<file path=word/header2.xml><?xml version="1.0" encoding="utf-8"?>
 <w:hdr xmlns:wpc="http://schemas.microsoft.com/office/word/2010/wordprocessingCanvas" xmlns:cx="http://schemas.microsoft.com/office/drawing/2014/chartex" xmlns:cx1="http://schemas.microsoft.com/office/drawing/2015/9/8/chartex" xmlns:cx2="http://schemas.microsoft.com/office/drawing/2015/10/21/chartex" xmlns:cx3="http://schemas.microsoft.com/office/drawing/2016/5/9/chartex" xmlns:cx4="http://schemas.microsoft.com/office/drawing/2016/5/10/chartex" xmlns:cx5="http://schemas.microsoft.com/office/drawing/2016/5/11/chartex" xmlns:cx6="http://schemas.microsoft.com/office/drawing/2016/5/12/chartex" xmlns:cx7="http://schemas.microsoft.com/office/drawing/2016/5/13/chartex" xmlns:cx8="http://schemas.microsoft.com/office/drawing/2016/5/14/chartex" xmlns:mc="http://schemas.openxmlformats.org/markup-compatibility/2006" xmlns:aink="http://schemas.microsoft.com/office/drawing/2016/ink" xmlns:am3d="http://schemas.microsoft.com/office/drawing/2017/model3d" xmlns:o="urn:schemas-microsoft-com:office:office" xmlns:r="http://schemas.openxmlformats.org/officeDocument/2006/relationships" xmlns:m="http://schemas.openxmlformats.org/officeDocument/2006/math" xmlns:v="urn:schemas-microsoft-com:vml" xmlns:wp14="http://schemas.microsoft.com/office/word/2010/wordprocessingDrawing" xmlns:wp="http://schemas.openxmlformats.org/drawingml/2006/wordprocessingDrawing" xmlns:w10="urn:schemas-microsoft-com:office:word" xmlns:w="http://schemas.openxmlformats.org/wordprocessingml/2006/main" xmlns:w14="http://schemas.microsoft.com/office/word/2010/wordml" xmlns:w15="http://schemas.microsoft.com/office/word/2012/wordml" xmlns:w16cex="http://schemas.microsoft.com/office/word/2018/wordml/cex" xmlns:w16cid="http://schemas.microsoft.com/office/word/2016/wordml/cid" xmlns:w16="http://schemas.microsoft.com/office/word/2018/wordml" xmlns:w16sdtdh="http://schemas.microsoft.com/office/word/2020/wordml/sdtdatahash" xmlns:w16se="http://schemas.microsoft.com/office/word/2015/wordml/symex" xmlns:wpg="http://schemas.microsoft.com/office/word/2010/wordprocessingGroup" xmlns:wpi="http://schemas.microsoft.com/office/word/2010/wordprocessingInk" xmlns:wne="http://schemas.microsoft.com/office/word/2006/wordml" xmlns:wps="http://schemas.microsoft.com/office/word/2010/wordprocessingShape" mc:Ignorable="w14 w15 w16se w16cid w16 w16cex w16sdtdh wp14">
   <w:p>
     <w:pPr>
@@ -512,16 +1512,6 @@
       <w:rPr>
         <w:color w:val="000000" w:themeColor="text1"/>
       </w:rPr>
-    </w:pPr>
-  </w:p>
-</w:hdr>
-</file>
-
-<file path=word/header3.xml><?xml version="1.0" encoding="utf-8"?>
-<w:hdr xmlns:wpc="http://schemas.microsoft.com/office/word/2010/wordprocessingCanvas" xmlns:cx="http://schemas.microsoft.com/office/drawing/2014/chartex" xmlns:cx1="http://schemas.microsoft.com/office/drawing/2015/9/8/chartex" xmlns:cx2="http://schemas.microsoft.com/office/drawing/2015/10/21/chartex" xmlns:cx3="http://schemas.microsoft.com/office/drawing/2016/5/9/chartex" xmlns:cx4="http://schemas.microsoft.com/office/drawing/2016/5/10/chartex" xmlns:cx5="http://schemas.microsoft.com/office/drawing/2016/5/11/chartex" xmlns:cx6="http://schemas.microsoft.com/office/drawing/2016/5/12/chartex" xmlns:cx7="http://schemas.microsoft.com/office/drawing/2016/5/13/chartex" xmlns:cx8="http://schemas.microsoft.com/office/drawing/2016/5/14/chartex" xmlns:mc="http://schemas.openxmlformats.org/markup-compatibility/2006" xmlns:aink="http://schemas.microsoft.com/office/drawing/2016/ink" xmlns:am3d="http://schemas.microsoft.com/office/drawing/2017/model3d" xmlns:o="urn:schemas-microsoft-com:office:office" xmlns:r="http://schemas.openxmlformats.org/officeDocument/2006/relationships" xmlns:m="http://schemas.openxmlformats.org/officeDocument/2006/math" xmlns:v="urn:schemas-microsoft-com:vml" xmlns:wp14="http://schemas.microsoft.com/office/word/2010/wordprocessingDrawing" xmlns:wp="http://schemas.openxmlformats.org/drawingml/2006/wordprocessingDrawing" xmlns:w10="urn:schemas-microsoft-com:office:word" xmlns:w="http://schemas.openxmlformats.org/wordprocessingml/2006/main" xmlns:w14="http://schemas.microsoft.com/office/word/2010/wordml" xmlns:w15="http://schemas.microsoft.com/office/word/2012/wordml" xmlns:w16cex="http://schemas.microsoft.com/office/word/2018/wordml/cex" xmlns:w16cid="http://schemas.microsoft.com/office/word/2016/wordml/cid" xmlns:w16="http://schemas.microsoft.com/office/word/2018/wordml" xmlns:w16sdtdh="http://schemas.microsoft.com/office/word/2020/wordml/sdtdatahash" xmlns:w16se="http://schemas.microsoft.com/office/word/2015/wordml/symex" xmlns:wpg="http://schemas.microsoft.com/office/word/2010/wordprocessingGroup" xmlns:wpi="http://schemas.microsoft.com/office/word/2010/wordprocessingInk" xmlns:wne="http://schemas.microsoft.com/office/word/2006/wordml" xmlns:wps="http://schemas.microsoft.com/office/word/2010/wordprocessingShape" mc:Ignorable="w14 w15 w16se w16cid w16 w16cex w16sdtdh wp14">
-  <w:p>
-    <w:pPr>
-      <w:pStyle w:val="Header"/>
     </w:pPr>
   </w:p>
 </w:hdr>
@@ -3137,6 +4127,23 @@
       <w:lang w:eastAsia="en-IN"/>
     </w:rPr>
   </w:style>
+  <w:style w:type="paragraph" w:styleId="NormalWeb">
+    <w:name w:val="Normal (Web)"/>
+    <w:basedOn w:val="Normal"/>
+    <w:uiPriority w:val="99"/>
+    <w:semiHidden/>
+    <w:unhideWhenUsed/>
+    <w:rsid w:val="00C83D89"/>
+    <w:pPr>
+      <w:spacing w:before="100" w:beforeAutospacing="1" w:after="100" w:afterAutospacing="1" w:line="240" w:lineRule="auto"/>
+    </w:pPr>
+    <w:rPr>
+      <w:rFonts w:ascii="Times New Roman" w:eastAsia="Times New Roman" w:hAnsi="Times New Roman" w:cs="Times New Roman"/>
+      <w:sz w:val="24"/>
+      <w:szCs w:val="24"/>
+      <w:lang w:val="en-GB" w:eastAsia="en-GB"/>
+    </w:rPr>
+  </w:style>
 </w:styles>
 </file>
 
@@ -3190,7 +4197,7 @@
     <w:charset w:val="00"/>
     <w:family w:val="roman"/>
     <w:pitch w:val="variable"/>
-    <w:sig w:usb0="E0002EFF" w:usb1="C000785B" w:usb2="00000009" w:usb3="00000000" w:csb0="000001FF" w:csb1="00000000"/>
+    <w:sig w:usb0="E0002AFF" w:usb1="C0007843" w:usb2="00000009" w:usb3="00000000" w:csb0="000001FF" w:csb1="00000000"/>
   </w:font>
   <w:font w:name="Courier New">
     <w:panose1 w:val="02070309020205020404"/>
@@ -3211,7 +4218,7 @@
     <w:charset w:val="00"/>
     <w:family w:val="swiss"/>
     <w:pitch w:val="variable"/>
-    <w:sig w:usb0="E4002EFF" w:usb1="C000247B" w:usb2="00000009" w:usb3="00000000" w:csb0="000001FF" w:csb1="00000000"/>
+    <w:sig w:usb0="E0002AFF" w:usb1="4000ACFF" w:usb2="00000001" w:usb3="00000000" w:csb0="000001FF" w:csb1="00000000"/>
   </w:font>
   <w:font w:name="JetBrains Mono NL">
     <w:panose1 w:val="02000009000000000000"/>
@@ -3253,7 +4260,7 @@
     <w:charset w:val="00"/>
     <w:family w:val="swiss"/>
     <w:pitch w:val="variable"/>
-    <w:sig w:usb0="E4002EFF" w:usb1="C000247B" w:usb2="00000009" w:usb3="00000000" w:csb0="000001FF" w:csb1="00000000"/>
+    <w:sig w:usb0="A0002AEF" w:usb1="4000207B" w:usb2="00000000" w:usb3="00000000" w:csb0="000001FF" w:csb1="00000000"/>
   </w:font>
 </w:fonts>
 </file>
@@ -3289,6 +4296,7 @@
     <w:rsid w:val="004F7305"/>
     <w:rsid w:val="005B491D"/>
     <w:rsid w:val="00624FA6"/>
+    <w:rsid w:val="00685907"/>
     <w:rsid w:val="006D2E04"/>
     <w:rsid w:val="008238CD"/>
     <w:rsid w:val="00877898"/>
@@ -3299,6 +4307,7 @@
     <w:rsid w:val="00C95DE2"/>
     <w:rsid w:val="00CF5164"/>
     <w:rsid w:val="00D223CD"/>
+    <w:rsid w:val="00DC448F"/>
     <w:rsid w:val="00E706C1"/>
   </w:rsids>
   <m:mathPr>
